--- a/Dossiers-individuels/Erwan/Journal-LEROUX.docx
+++ b/Dossiers-individuels/Erwan/Journal-LEROUX.docx
@@ -20,7 +20,23 @@
         <w:t>Document Journalier</w:t>
       </w:r>
     </w:p>
-    <w:p/>
+    <w:p>
+      <w:pPr>
+        <w:pStyle w:val="NormalWeb"/>
+        <w:spacing w:before="240" w:beforeAutospacing="0" w:after="240" w:afterAutospacing="0"/>
+      </w:pPr>
+      <w:r>
+        <w:rPr>
+          <w:rFonts w:ascii="Calibri" w:hAnsi="Calibri" w:cs="Calibri"/>
+          <w:b/>
+          <w:bCs/>
+          <w:color w:val="000000"/>
+          <w:sz w:val="22"/>
+          <w:szCs w:val="22"/>
+        </w:rPr>
+        <w:t> </w:t>
+      </w:r>
+    </w:p>
     <w:p>
       <w:pPr>
         <w:pStyle w:val="NormalWeb"/>
@@ -159,7 +175,23 @@
       </w:r>
       <w:proofErr w:type="gramEnd"/>
     </w:p>
-    <w:p/>
+    <w:p>
+      <w:pPr>
+        <w:pStyle w:val="NormalWeb"/>
+        <w:spacing w:before="240" w:beforeAutospacing="0" w:after="240" w:afterAutospacing="0"/>
+      </w:pPr>
+      <w:r>
+        <w:rPr>
+          <w:rFonts w:ascii="Calibri" w:hAnsi="Calibri" w:cs="Calibri"/>
+          <w:b/>
+          <w:bCs/>
+          <w:color w:val="000000"/>
+          <w:sz w:val="22"/>
+          <w:szCs w:val="22"/>
+        </w:rPr>
+        <w:t> </w:t>
+      </w:r>
+    </w:p>
     <w:p>
       <w:pPr>
         <w:pStyle w:val="NormalWeb"/>
@@ -175,7 +207,7 @@
           <w:szCs w:val="22"/>
           <w:u w:val="single"/>
         </w:rPr>
-        <w:t>Mardi 13/01 :</w:t>
+        <w:t>Mardi 13/01 :</w:t>
       </w:r>
     </w:p>
     <w:p>
@@ -309,7 +341,23 @@
       </w:r>
       <w:proofErr w:type="gramEnd"/>
     </w:p>
-    <w:p/>
+    <w:p>
+      <w:pPr>
+        <w:pStyle w:val="NormalWeb"/>
+        <w:spacing w:before="240" w:beforeAutospacing="0" w:after="240" w:afterAutospacing="0"/>
+      </w:pPr>
+      <w:r>
+        <w:rPr>
+          <w:rFonts w:ascii="Calibri" w:hAnsi="Calibri" w:cs="Calibri"/>
+          <w:b/>
+          <w:bCs/>
+          <w:color w:val="000000"/>
+          <w:sz w:val="22"/>
+          <w:szCs w:val="22"/>
+        </w:rPr>
+        <w:t> </w:t>
+      </w:r>
+    </w:p>
     <w:p>
       <w:pPr>
         <w:pStyle w:val="NormalWeb"/>
@@ -325,7 +373,7 @@
           <w:szCs w:val="22"/>
           <w:u w:val="single"/>
         </w:rPr>
-        <w:t>Jeudi 15/01 :</w:t>
+        <w:t>Jeudi 15/01 :</w:t>
       </w:r>
     </w:p>
     <w:p>
@@ -463,6 +511,8 @@
           <w:rPr>
             <w:rStyle w:val="Lienhypertexte"/>
             <w:rFonts w:ascii="Calibri" w:eastAsiaTheme="majorEastAsia" w:hAnsi="Calibri" w:cs="Calibri"/>
+            <w:b/>
+            <w:bCs/>
             <w:color w:val="0563C1"/>
             <w:sz w:val="22"/>
             <w:szCs w:val="22"/>
@@ -509,6 +559,8 @@
       <w:r>
         <w:rPr>
           <w:rFonts w:ascii="Calibri" w:hAnsi="Calibri" w:cs="Calibri"/>
+          <w:b/>
+          <w:bCs/>
           <w:color w:val="000000"/>
           <w:sz w:val="22"/>
           <w:szCs w:val="22"/>
@@ -518,11 +570,43 @@
     </w:p>
     <w:p>
       <w:pPr>
-        <w:spacing w:after="240"/>
-      </w:pPr>
-      <w:r>
+        <w:pStyle w:val="NormalWeb"/>
+        <w:spacing w:before="240" w:beforeAutospacing="0" w:after="240" w:afterAutospacing="0"/>
+      </w:pPr>
+      <w:r>
+        <w:rPr>
+          <w:rFonts w:ascii="Calibri" w:hAnsi="Calibri" w:cs="Calibri"/>
+          <w:b/>
+          <w:bCs/>
+          <w:color w:val="000000"/>
+          <w:sz w:val="22"/>
+          <w:szCs w:val="22"/>
+        </w:rPr>
         <w:br/>
       </w:r>
+      <w:r>
+        <w:rPr>
+          <w:rFonts w:ascii="Calibri" w:hAnsi="Calibri" w:cs="Calibri"/>
+          <w:b/>
+          <w:bCs/>
+          <w:color w:val="000000"/>
+          <w:sz w:val="22"/>
+          <w:szCs w:val="22"/>
+        </w:rPr>
+        <w:br/>
+      </w:r>
+      <w:r>
+        <w:rPr>
+          <w:rFonts w:ascii="Calibri" w:hAnsi="Calibri" w:cs="Calibri"/>
+          <w:b/>
+          <w:bCs/>
+          <w:color w:val="000000"/>
+          <w:sz w:val="22"/>
+          <w:szCs w:val="22"/>
+        </w:rPr>
+        <w:lastRenderedPageBreak/>
+        <w:br/>
+      </w:r>
     </w:p>
     <w:p>
       <w:pPr>
@@ -539,24 +623,23 @@
           <w:szCs w:val="22"/>
           <w:u w:val="single"/>
         </w:rPr>
-        <w:t>Lundi 19/01 :</w:t>
-      </w:r>
-    </w:p>
-    <w:p>
-      <w:pPr>
-        <w:pStyle w:val="NormalWeb"/>
-        <w:spacing w:before="0" w:beforeAutospacing="0" w:after="160" w:afterAutospacing="0"/>
-      </w:pPr>
-      <w:r>
-        <w:rPr>
-          <w:rFonts w:ascii="Calibri" w:hAnsi="Calibri" w:cs="Calibri"/>
-          <w:b/>
-          <w:bCs/>
-          <w:color w:val="000000"/>
-          <w:sz w:val="22"/>
-          <w:szCs w:val="22"/>
-        </w:rPr>
-        <w:lastRenderedPageBreak/>
+        <w:t>Lundi 19/01 :</w:t>
+      </w:r>
+    </w:p>
+    <w:p>
+      <w:pPr>
+        <w:pStyle w:val="NormalWeb"/>
+        <w:spacing w:before="0" w:beforeAutospacing="0" w:after="160" w:afterAutospacing="0"/>
+      </w:pPr>
+      <w:r>
+        <w:rPr>
+          <w:rFonts w:ascii="Calibri" w:hAnsi="Calibri" w:cs="Calibri"/>
+          <w:b/>
+          <w:bCs/>
+          <w:color w:val="000000"/>
+          <w:sz w:val="22"/>
+          <w:szCs w:val="22"/>
+        </w:rPr>
         <w:t xml:space="preserve">Tache </w:t>
       </w:r>
       <w:proofErr w:type="gramStart"/>
@@ -691,8 +774,20 @@
     </w:p>
     <w:p>
       <w:pPr>
-        <w:spacing w:after="240"/>
-      </w:pPr>
+        <w:pStyle w:val="NormalWeb"/>
+        <w:spacing w:before="240" w:beforeAutospacing="0" w:after="240" w:afterAutospacing="0"/>
+      </w:pPr>
+      <w:r>
+        <w:rPr>
+          <w:rFonts w:ascii="Calibri" w:hAnsi="Calibri" w:cs="Calibri"/>
+          <w:b/>
+          <w:bCs/>
+          <w:color w:val="000000"/>
+          <w:sz w:val="22"/>
+          <w:szCs w:val="22"/>
+        </w:rPr>
+        <w:t> </w:t>
+      </w:r>
     </w:p>
     <w:p>
       <w:pPr>
@@ -709,7 +804,7 @@
           <w:szCs w:val="22"/>
           <w:u w:val="single"/>
         </w:rPr>
-        <w:t>Mardi 20/01 :</w:t>
+        <w:t>Mardi 20/01 :</w:t>
       </w:r>
     </w:p>
     <w:p>
@@ -750,6 +845,8 @@
       <w:r>
         <w:rPr>
           <w:rFonts w:ascii="Calibri" w:hAnsi="Calibri" w:cs="Calibri"/>
+          <w:b/>
+          <w:bCs/>
           <w:color w:val="000000"/>
           <w:sz w:val="22"/>
           <w:szCs w:val="22"/>
@@ -760,6 +857,8 @@
       <w:r>
         <w:rPr>
           <w:rFonts w:ascii="Calibri" w:hAnsi="Calibri" w:cs="Calibri"/>
+          <w:b/>
+          <w:bCs/>
           <w:color w:val="000000"/>
           <w:sz w:val="22"/>
           <w:szCs w:val="22"/>
@@ -770,6 +869,8 @@
       <w:r>
         <w:rPr>
           <w:rFonts w:ascii="Calibri" w:hAnsi="Calibri" w:cs="Calibri"/>
+          <w:b/>
+          <w:bCs/>
           <w:color w:val="000000"/>
           <w:sz w:val="22"/>
           <w:szCs w:val="22"/>
@@ -785,6 +886,8 @@
       <w:r>
         <w:rPr>
           <w:rFonts w:ascii="Calibri" w:hAnsi="Calibri" w:cs="Calibri"/>
+          <w:b/>
+          <w:bCs/>
           <w:color w:val="000000"/>
           <w:sz w:val="22"/>
           <w:szCs w:val="22"/>
@@ -824,8 +927,20 @@
     </w:p>
     <w:p>
       <w:pPr>
-        <w:spacing w:after="240"/>
-      </w:pPr>
+        <w:pStyle w:val="NormalWeb"/>
+        <w:spacing w:before="240" w:beforeAutospacing="0" w:after="240" w:afterAutospacing="0"/>
+      </w:pPr>
+      <w:r>
+        <w:rPr>
+          <w:rFonts w:ascii="Calibri" w:hAnsi="Calibri" w:cs="Calibri"/>
+          <w:b/>
+          <w:bCs/>
+          <w:color w:val="000000"/>
+          <w:sz w:val="22"/>
+          <w:szCs w:val="22"/>
+        </w:rPr>
+        <w:t> </w:t>
+      </w:r>
     </w:p>
     <w:p>
       <w:pPr>
@@ -930,6 +1045,8 @@
           <w:rPr>
             <w:rStyle w:val="Lienhypertexte"/>
             <w:rFonts w:ascii="Calibri" w:eastAsiaTheme="majorEastAsia" w:hAnsi="Calibri" w:cs="Calibri"/>
+            <w:b/>
+            <w:bCs/>
             <w:color w:val="0563C1"/>
             <w:sz w:val="22"/>
             <w:szCs w:val="22"/>
@@ -970,11 +1087,532 @@
     </w:p>
     <w:p>
       <w:pPr>
+        <w:pStyle w:val="NormalWeb"/>
+        <w:spacing w:before="240" w:beforeAutospacing="0" w:after="240" w:afterAutospacing="0"/>
+      </w:pPr>
+      <w:r>
+        <w:rPr>
+          <w:rFonts w:ascii="Calibri" w:hAnsi="Calibri" w:cs="Calibri"/>
+          <w:b/>
+          <w:bCs/>
+          <w:color w:val="000000"/>
+          <w:sz w:val="22"/>
+          <w:szCs w:val="22"/>
+        </w:rPr>
+        <w:br/>
+      </w:r>
+      <w:r>
+        <w:rPr>
+          <w:rFonts w:ascii="Calibri" w:hAnsi="Calibri" w:cs="Calibri"/>
+          <w:b/>
+          <w:bCs/>
+          <w:color w:val="000000"/>
+          <w:sz w:val="22"/>
+          <w:szCs w:val="22"/>
+        </w:rPr>
+        <w:br/>
+      </w:r>
+      <w:r>
+        <w:rPr>
+          <w:rFonts w:ascii="Calibri" w:hAnsi="Calibri" w:cs="Calibri"/>
+          <w:b/>
+          <w:bCs/>
+          <w:color w:val="000000"/>
+          <w:sz w:val="22"/>
+          <w:szCs w:val="22"/>
+        </w:rPr>
+        <w:br/>
+      </w:r>
+    </w:p>
+    <w:p>
+      <w:pPr>
         <w:spacing w:after="240"/>
       </w:pPr>
+    </w:p>
+    <w:p>
+      <w:pPr>
+        <w:pStyle w:val="NormalWeb"/>
+        <w:spacing w:before="0" w:beforeAutospacing="0" w:after="160" w:afterAutospacing="0"/>
+      </w:pPr>
+      <w:r>
+        <w:rPr>
+          <w:rFonts w:ascii="Calibri" w:hAnsi="Calibri" w:cs="Calibri"/>
+          <w:b/>
+          <w:bCs/>
+          <w:color w:val="000000"/>
+          <w:sz w:val="22"/>
+          <w:szCs w:val="22"/>
+          <w:u w:val="single"/>
+        </w:rPr>
+        <w:t>Lundi 26/01 :</w:t>
+      </w:r>
+    </w:p>
+    <w:p>
+      <w:pPr>
+        <w:pStyle w:val="NormalWeb"/>
+        <w:spacing w:before="0" w:beforeAutospacing="0" w:after="160" w:afterAutospacing="0"/>
+      </w:pPr>
+      <w:r>
+        <w:rPr>
+          <w:rFonts w:ascii="Calibri" w:hAnsi="Calibri" w:cs="Calibri"/>
+          <w:b/>
+          <w:bCs/>
+          <w:color w:val="000000"/>
+          <w:sz w:val="22"/>
+          <w:szCs w:val="22"/>
+        </w:rPr>
+        <w:t xml:space="preserve">Tache </w:t>
+      </w:r>
+      <w:proofErr w:type="gramStart"/>
+      <w:r>
+        <w:rPr>
+          <w:rFonts w:ascii="Calibri" w:hAnsi="Calibri" w:cs="Calibri"/>
+          <w:b/>
+          <w:bCs/>
+          <w:color w:val="000000"/>
+          <w:sz w:val="22"/>
+          <w:szCs w:val="22"/>
+        </w:rPr>
+        <w:t>effectué:</w:t>
+      </w:r>
+      <w:proofErr w:type="gramEnd"/>
+    </w:p>
+    <w:p>
+      <w:pPr>
+        <w:pStyle w:val="NormalWeb"/>
+        <w:spacing w:before="0" w:beforeAutospacing="0" w:after="160" w:afterAutospacing="0"/>
+      </w:pPr>
+      <w:r>
+        <w:rPr>
+          <w:rFonts w:ascii="Calibri" w:hAnsi="Calibri" w:cs="Calibri"/>
+          <w:color w:val="000000"/>
+          <w:sz w:val="22"/>
+          <w:szCs w:val="22"/>
+        </w:rPr>
+        <w:t>Création code pour l’implémentation de la BDD</w:t>
+      </w:r>
+    </w:p>
+    <w:p>
+      <w:pPr>
+        <w:pStyle w:val="NormalWeb"/>
+        <w:spacing w:before="0" w:beforeAutospacing="0" w:after="160" w:afterAutospacing="0"/>
+      </w:pPr>
+      <w:r>
+        <w:rPr>
+          <w:rFonts w:ascii="Calibri" w:hAnsi="Calibri" w:cs="Calibri"/>
+          <w:b/>
+          <w:bCs/>
+          <w:color w:val="000000"/>
+          <w:sz w:val="22"/>
+          <w:szCs w:val="22"/>
+        </w:rPr>
+        <w:lastRenderedPageBreak/>
+        <w:t xml:space="preserve">Problème </w:t>
+      </w:r>
+      <w:proofErr w:type="gramStart"/>
+      <w:r>
+        <w:rPr>
+          <w:rFonts w:ascii="Calibri" w:hAnsi="Calibri" w:cs="Calibri"/>
+          <w:b/>
+          <w:bCs/>
+          <w:color w:val="000000"/>
+          <w:sz w:val="22"/>
+          <w:szCs w:val="22"/>
+        </w:rPr>
+        <w:t>Rencontré:</w:t>
+      </w:r>
+      <w:proofErr w:type="gramEnd"/>
+    </w:p>
+    <w:p>
+      <w:pPr>
+        <w:pStyle w:val="NormalWeb"/>
+        <w:spacing w:before="240" w:beforeAutospacing="0" w:after="240" w:afterAutospacing="0"/>
+      </w:pPr>
+      <w:r>
+        <w:rPr>
+          <w:rFonts w:ascii="Calibri" w:hAnsi="Calibri" w:cs="Calibri"/>
+          <w:b/>
+          <w:bCs/>
+          <w:color w:val="000000"/>
+          <w:sz w:val="22"/>
+          <w:szCs w:val="22"/>
+        </w:rPr>
+        <w:t> </w:t>
+      </w:r>
+    </w:p>
+    <w:p>
+      <w:pPr>
+        <w:pStyle w:val="NormalWeb"/>
+        <w:spacing w:before="0" w:beforeAutospacing="0" w:after="160" w:afterAutospacing="0"/>
+      </w:pPr>
+      <w:r>
+        <w:rPr>
+          <w:rFonts w:ascii="Calibri" w:hAnsi="Calibri" w:cs="Calibri"/>
+          <w:b/>
+          <w:bCs/>
+          <w:color w:val="000000"/>
+          <w:sz w:val="22"/>
+          <w:szCs w:val="22"/>
+          <w:u w:val="single"/>
+        </w:rPr>
+        <w:t> </w:t>
+      </w:r>
+    </w:p>
+    <w:p>
+      <w:pPr>
+        <w:pStyle w:val="NormalWeb"/>
+        <w:spacing w:before="0" w:beforeAutospacing="0" w:after="160" w:afterAutospacing="0"/>
+      </w:pPr>
+      <w:r>
+        <w:rPr>
+          <w:rFonts w:ascii="Calibri" w:hAnsi="Calibri" w:cs="Calibri"/>
+          <w:b/>
+          <w:bCs/>
+          <w:color w:val="000000"/>
+          <w:sz w:val="22"/>
+          <w:szCs w:val="22"/>
+          <w:u w:val="single"/>
+        </w:rPr>
+        <w:t> </w:t>
+      </w:r>
+    </w:p>
+    <w:p>
+      <w:pPr>
+        <w:pStyle w:val="NormalWeb"/>
+        <w:spacing w:before="0" w:beforeAutospacing="0" w:after="160" w:afterAutospacing="0"/>
+      </w:pPr>
+      <w:r>
+        <w:rPr>
+          <w:rFonts w:ascii="Calibri" w:hAnsi="Calibri" w:cs="Calibri"/>
+          <w:b/>
+          <w:bCs/>
+          <w:color w:val="000000"/>
+          <w:sz w:val="22"/>
+          <w:szCs w:val="22"/>
+          <w:u w:val="single"/>
+        </w:rPr>
+        <w:t> </w:t>
+      </w:r>
+    </w:p>
+    <w:p>
+      <w:pPr>
+        <w:pStyle w:val="NormalWeb"/>
+        <w:spacing w:before="0" w:beforeAutospacing="0" w:after="160" w:afterAutospacing="0"/>
+      </w:pPr>
+      <w:r>
+        <w:rPr>
+          <w:rFonts w:ascii="Calibri" w:hAnsi="Calibri" w:cs="Calibri"/>
+          <w:b/>
+          <w:bCs/>
+          <w:color w:val="000000"/>
+          <w:sz w:val="22"/>
+          <w:szCs w:val="22"/>
+          <w:u w:val="single"/>
+        </w:rPr>
+        <w:t> </w:t>
+      </w:r>
+    </w:p>
+    <w:p>
+      <w:pPr>
+        <w:pStyle w:val="NormalWeb"/>
+        <w:spacing w:before="0" w:beforeAutospacing="0" w:after="160" w:afterAutospacing="0"/>
+      </w:pPr>
+      <w:r>
+        <w:rPr>
+          <w:rFonts w:ascii="Calibri" w:hAnsi="Calibri" w:cs="Calibri"/>
+          <w:b/>
+          <w:bCs/>
+          <w:color w:val="000000"/>
+          <w:sz w:val="22"/>
+          <w:szCs w:val="22"/>
+          <w:u w:val="single"/>
+        </w:rPr>
+        <w:t>Mardi 27/01 :</w:t>
+      </w:r>
+    </w:p>
+    <w:p>
+      <w:pPr>
+        <w:pStyle w:val="NormalWeb"/>
+        <w:spacing w:before="0" w:beforeAutospacing="0" w:after="160" w:afterAutospacing="0"/>
+      </w:pPr>
+      <w:r>
+        <w:rPr>
+          <w:rFonts w:ascii="Calibri" w:hAnsi="Calibri" w:cs="Calibri"/>
+          <w:b/>
+          <w:bCs/>
+          <w:color w:val="000000"/>
+          <w:sz w:val="22"/>
+          <w:szCs w:val="22"/>
+        </w:rPr>
+        <w:t xml:space="preserve">Tache </w:t>
+      </w:r>
+      <w:proofErr w:type="gramStart"/>
+      <w:r>
+        <w:rPr>
+          <w:rFonts w:ascii="Calibri" w:hAnsi="Calibri" w:cs="Calibri"/>
+          <w:b/>
+          <w:bCs/>
+          <w:color w:val="000000"/>
+          <w:sz w:val="22"/>
+          <w:szCs w:val="22"/>
+        </w:rPr>
+        <w:t>effectué:</w:t>
+      </w:r>
+      <w:proofErr w:type="gramEnd"/>
+    </w:p>
+    <w:p>
+      <w:pPr>
+        <w:pStyle w:val="NormalWeb"/>
+        <w:spacing w:before="0" w:beforeAutospacing="0" w:after="160" w:afterAutospacing="0"/>
+      </w:pPr>
+      <w:r>
+        <w:rPr>
+          <w:rFonts w:ascii="Calibri" w:hAnsi="Calibri" w:cs="Calibri"/>
+          <w:color w:val="000000"/>
+          <w:sz w:val="22"/>
+          <w:szCs w:val="22"/>
+        </w:rPr>
+        <w:t>Revue avec l’entreprise</w:t>
+      </w:r>
+    </w:p>
+    <w:p>
+      <w:pPr>
+        <w:pStyle w:val="NormalWeb"/>
+        <w:spacing w:before="0" w:beforeAutospacing="0" w:after="160" w:afterAutospacing="0"/>
+      </w:pPr>
+      <w:r>
+        <w:rPr>
+          <w:rFonts w:ascii="Calibri" w:hAnsi="Calibri" w:cs="Calibri"/>
+          <w:color w:val="000000"/>
+          <w:sz w:val="22"/>
+          <w:szCs w:val="22"/>
+        </w:rPr>
+        <w:t>Ajout de nouvelle condition pour l’IHM</w:t>
+      </w:r>
+    </w:p>
+    <w:p>
+      <w:pPr>
+        <w:pStyle w:val="NormalWeb"/>
+        <w:spacing w:before="0" w:beforeAutospacing="0" w:after="160" w:afterAutospacing="0"/>
+      </w:pPr>
+      <w:r>
+        <w:rPr>
+          <w:rFonts w:ascii="Calibri" w:hAnsi="Calibri" w:cs="Calibri"/>
+          <w:color w:val="000000"/>
+          <w:sz w:val="22"/>
+          <w:szCs w:val="22"/>
+        </w:rPr>
+        <w:t xml:space="preserve">Création d’un diagramme de cas d’utilisation pour </w:t>
+      </w:r>
+      <w:proofErr w:type="spellStart"/>
+      <w:r>
+        <w:rPr>
+          <w:rFonts w:ascii="Calibri" w:hAnsi="Calibri" w:cs="Calibri"/>
+          <w:color w:val="000000"/>
+          <w:sz w:val="22"/>
+          <w:szCs w:val="22"/>
+        </w:rPr>
+        <w:t>l’ihm</w:t>
+      </w:r>
+      <w:proofErr w:type="spellEnd"/>
+    </w:p>
+    <w:p>
+      <w:pPr>
+        <w:pStyle w:val="NormalWeb"/>
+        <w:spacing w:before="0" w:beforeAutospacing="0" w:after="160" w:afterAutospacing="0"/>
+      </w:pPr>
+      <w:r>
+        <w:rPr>
+          <w:rFonts w:ascii="Calibri" w:hAnsi="Calibri" w:cs="Calibri"/>
+          <w:b/>
+          <w:bCs/>
+          <w:color w:val="000000"/>
+          <w:sz w:val="22"/>
+          <w:szCs w:val="22"/>
+        </w:rPr>
+        <w:t xml:space="preserve">Problème </w:t>
+      </w:r>
+      <w:proofErr w:type="gramStart"/>
+      <w:r>
+        <w:rPr>
+          <w:rFonts w:ascii="Calibri" w:hAnsi="Calibri" w:cs="Calibri"/>
+          <w:b/>
+          <w:bCs/>
+          <w:color w:val="000000"/>
+          <w:sz w:val="22"/>
+          <w:szCs w:val="22"/>
+        </w:rPr>
+        <w:t>Rencontré:</w:t>
+      </w:r>
+      <w:proofErr w:type="gramEnd"/>
+    </w:p>
+    <w:p>
+      <w:pPr>
+        <w:pStyle w:val="NormalWeb"/>
+        <w:spacing w:before="240" w:beforeAutospacing="0" w:after="240" w:afterAutospacing="0"/>
+      </w:pPr>
+      <w:r>
+        <w:rPr>
+          <w:rFonts w:ascii="Calibri" w:hAnsi="Calibri" w:cs="Calibri"/>
+          <w:b/>
+          <w:bCs/>
+          <w:color w:val="000000"/>
+          <w:sz w:val="22"/>
+          <w:szCs w:val="22"/>
+        </w:rPr>
+        <w:t> </w:t>
+      </w:r>
+    </w:p>
+    <w:p>
+      <w:pPr>
+        <w:pStyle w:val="NormalWeb"/>
+        <w:spacing w:before="0" w:beforeAutospacing="0" w:after="160" w:afterAutospacing="0"/>
+      </w:pPr>
+      <w:r>
+        <w:rPr>
+          <w:rFonts w:ascii="Calibri" w:hAnsi="Calibri" w:cs="Calibri"/>
+          <w:b/>
+          <w:bCs/>
+          <w:color w:val="000000"/>
+          <w:sz w:val="22"/>
+          <w:szCs w:val="22"/>
+          <w:u w:val="single"/>
+        </w:rPr>
+        <w:t>Mardi 29/01 :</w:t>
+      </w:r>
+    </w:p>
+    <w:p>
+      <w:pPr>
+        <w:pStyle w:val="NormalWeb"/>
+        <w:spacing w:before="0" w:beforeAutospacing="0" w:after="160" w:afterAutospacing="0"/>
+      </w:pPr>
+      <w:r>
+        <w:rPr>
+          <w:rFonts w:ascii="Calibri" w:hAnsi="Calibri" w:cs="Calibri"/>
+          <w:b/>
+          <w:bCs/>
+          <w:color w:val="000000"/>
+          <w:sz w:val="22"/>
+          <w:szCs w:val="22"/>
+        </w:rPr>
+        <w:t xml:space="preserve">Tache </w:t>
+      </w:r>
+      <w:proofErr w:type="gramStart"/>
+      <w:r>
+        <w:rPr>
+          <w:rFonts w:ascii="Calibri" w:hAnsi="Calibri" w:cs="Calibri"/>
+          <w:b/>
+          <w:bCs/>
+          <w:color w:val="000000"/>
+          <w:sz w:val="22"/>
+          <w:szCs w:val="22"/>
+        </w:rPr>
+        <w:t>effectué:</w:t>
+      </w:r>
+      <w:proofErr w:type="gramEnd"/>
+    </w:p>
+    <w:p>
+      <w:pPr>
+        <w:pStyle w:val="NormalWeb"/>
+        <w:spacing w:before="0" w:beforeAutospacing="0" w:after="160" w:afterAutospacing="0"/>
+      </w:pPr>
+      <w:r>
+        <w:rPr>
+          <w:rFonts w:ascii="Calibri" w:hAnsi="Calibri" w:cs="Calibri"/>
+          <w:color w:val="000000"/>
+          <w:sz w:val="22"/>
+          <w:szCs w:val="22"/>
+        </w:rPr>
+        <w:t>Création de la version finale de ‘IHM</w:t>
+      </w:r>
+    </w:p>
+    <w:p>
+      <w:pPr>
+        <w:pStyle w:val="NormalWeb"/>
+        <w:spacing w:before="0" w:beforeAutospacing="0" w:after="160" w:afterAutospacing="0"/>
+      </w:pPr>
+      <w:r>
+        <w:rPr>
+          <w:rFonts w:ascii="Calibri" w:hAnsi="Calibri" w:cs="Calibri"/>
+          <w:color w:val="000000"/>
+          <w:sz w:val="22"/>
+          <w:szCs w:val="22"/>
+        </w:rPr>
+        <w:t xml:space="preserve">Utilisation de </w:t>
+      </w:r>
+      <w:proofErr w:type="spellStart"/>
+      <w:r>
+        <w:rPr>
+          <w:rFonts w:ascii="Calibri" w:hAnsi="Calibri" w:cs="Calibri"/>
+          <w:color w:val="000000"/>
+          <w:sz w:val="22"/>
+          <w:szCs w:val="22"/>
+        </w:rPr>
+        <w:t>Doxygene</w:t>
+      </w:r>
+      <w:proofErr w:type="spellEnd"/>
+      <w:r>
+        <w:rPr>
+          <w:rFonts w:ascii="Calibri" w:hAnsi="Calibri" w:cs="Calibri"/>
+          <w:color w:val="000000"/>
+          <w:sz w:val="22"/>
+          <w:szCs w:val="22"/>
+        </w:rPr>
+        <w:t xml:space="preserve"> pour la documentation et commenter le code</w:t>
+      </w:r>
+    </w:p>
+    <w:p>
+      <w:pPr>
+        <w:pStyle w:val="NormalWeb"/>
+        <w:spacing w:before="0" w:beforeAutospacing="0" w:after="160" w:afterAutospacing="0"/>
+      </w:pPr>
+      <w:r>
+        <w:rPr>
+          <w:rFonts w:ascii="Calibri" w:hAnsi="Calibri" w:cs="Calibri"/>
+          <w:b/>
+          <w:bCs/>
+          <w:color w:val="000000"/>
+          <w:sz w:val="22"/>
+          <w:szCs w:val="22"/>
+        </w:rPr>
+        <w:t xml:space="preserve">Problème </w:t>
+      </w:r>
+      <w:proofErr w:type="gramStart"/>
+      <w:r>
+        <w:rPr>
+          <w:rFonts w:ascii="Calibri" w:hAnsi="Calibri" w:cs="Calibri"/>
+          <w:b/>
+          <w:bCs/>
+          <w:color w:val="000000"/>
+          <w:sz w:val="22"/>
+          <w:szCs w:val="22"/>
+        </w:rPr>
+        <w:t>Rencontré:</w:t>
+      </w:r>
+      <w:proofErr w:type="gramEnd"/>
+    </w:p>
+    <w:p>
+      <w:pPr>
+        <w:spacing w:after="240"/>
+      </w:pPr>
       <w:r>
         <w:br/>
       </w:r>
+      <w:r>
+        <w:br/>
+      </w:r>
+      <w:r>
+        <w:br/>
+      </w:r>
+      <w:r>
+        <w:br/>
+      </w:r>
+      <w:r>
+        <w:br/>
+      </w:r>
+      <w:r>
+        <w:br/>
+      </w:r>
     </w:p>
     <w:p>
       <w:pPr>
@@ -991,7 +1629,7 @@
           <w:szCs w:val="22"/>
           <w:u w:val="single"/>
         </w:rPr>
-        <w:t>Lundi 26/01 :</w:t>
+        <w:t>Lundi 02/02 :</w:t>
       </w:r>
     </w:p>
     <w:p>
@@ -1036,7 +1674,57 @@
           <w:sz w:val="22"/>
           <w:szCs w:val="22"/>
         </w:rPr>
-        <w:t>Création code pour l’implémentation de la BDD</w:t>
+        <w:t>Création de la version finale de ‘IHM</w:t>
+      </w:r>
+    </w:p>
+    <w:p>
+      <w:pPr>
+        <w:pStyle w:val="NormalWeb"/>
+        <w:spacing w:before="0" w:beforeAutospacing="0" w:after="160" w:afterAutospacing="0"/>
+      </w:pPr>
+      <w:r>
+        <w:rPr>
+          <w:rFonts w:ascii="Calibri" w:hAnsi="Calibri" w:cs="Calibri"/>
+          <w:color w:val="000000"/>
+          <w:sz w:val="22"/>
+          <w:szCs w:val="22"/>
+        </w:rPr>
+        <w:t xml:space="preserve">Utilisation de </w:t>
+      </w:r>
+      <w:proofErr w:type="spellStart"/>
+      <w:r>
+        <w:rPr>
+          <w:rFonts w:ascii="Calibri" w:hAnsi="Calibri" w:cs="Calibri"/>
+          <w:color w:val="000000"/>
+          <w:sz w:val="22"/>
+          <w:szCs w:val="22"/>
+        </w:rPr>
+        <w:t>Doxygene</w:t>
+      </w:r>
+      <w:proofErr w:type="spellEnd"/>
+      <w:r>
+        <w:rPr>
+          <w:rFonts w:ascii="Calibri" w:hAnsi="Calibri" w:cs="Calibri"/>
+          <w:color w:val="000000"/>
+          <w:sz w:val="22"/>
+          <w:szCs w:val="22"/>
+        </w:rPr>
+        <w:t xml:space="preserve"> pour la documentation et commenter le code</w:t>
+      </w:r>
+    </w:p>
+    <w:p>
+      <w:pPr>
+        <w:pStyle w:val="NormalWeb"/>
+        <w:spacing w:before="0" w:beforeAutospacing="0" w:after="160" w:afterAutospacing="0"/>
+      </w:pPr>
+      <w:r>
+        <w:rPr>
+          <w:rFonts w:ascii="Calibri" w:hAnsi="Calibri" w:cs="Calibri"/>
+          <w:color w:val="000000"/>
+          <w:sz w:val="22"/>
+          <w:szCs w:val="22"/>
+        </w:rPr>
+        <w:t>Réflexion sur le protocole de communication (ASCII -SPI en utilisant les trames ou utiliser JSON ou XML)</w:t>
       </w:r>
     </w:p>
     <w:p>
@@ -1069,11 +1757,47 @@
       </w:r>
       <w:proofErr w:type="gramEnd"/>
     </w:p>
-    <w:p/>
-    <w:p>
-      <w:pPr>
-        <w:pStyle w:val="NormalWeb"/>
-        <w:spacing w:before="0" w:beforeAutospacing="0" w:after="160" w:afterAutospacing="0"/>
+    <w:p>
+      <w:pPr>
+        <w:pStyle w:val="NormalWeb"/>
+        <w:spacing w:before="0" w:beforeAutospacing="0" w:after="160" w:afterAutospacing="0"/>
+      </w:pPr>
+      <w:r>
+        <w:rPr>
+          <w:rFonts w:ascii="Calibri" w:hAnsi="Calibri" w:cs="Calibri"/>
+          <w:color w:val="000000"/>
+          <w:sz w:val="22"/>
+          <w:szCs w:val="22"/>
+        </w:rPr>
+        <w:t xml:space="preserve">Difficulté à manipuler </w:t>
+      </w:r>
+      <w:proofErr w:type="spellStart"/>
+      <w:r>
+        <w:rPr>
+          <w:rFonts w:ascii="Calibri" w:hAnsi="Calibri" w:cs="Calibri"/>
+          <w:color w:val="000000"/>
+          <w:sz w:val="22"/>
+          <w:szCs w:val="22"/>
+        </w:rPr>
+        <w:t>Doxygene</w:t>
+      </w:r>
+      <w:proofErr w:type="spellEnd"/>
+      <w:r>
+        <w:rPr>
+          <w:rFonts w:ascii="Calibri" w:hAnsi="Calibri" w:cs="Calibri"/>
+          <w:color w:val="000000"/>
+          <w:sz w:val="22"/>
+          <w:szCs w:val="22"/>
+        </w:rPr>
+        <w:t> </w:t>
+      </w:r>
+    </w:p>
+    <w:p>
+      <w:pPr>
+        <w:pStyle w:val="NormalWeb"/>
+        <w:spacing w:before="0" w:beforeAutospacing="0" w:after="160" w:afterAutospacing="0"/>
+      </w:pPr>
+      <w:r>
         <w:rPr>
           <w:rFonts w:ascii="Calibri" w:hAnsi="Calibri" w:cs="Calibri"/>
           <w:b/>
@@ -1083,12 +1807,10 @@
           <w:szCs w:val="22"/>
           <w:u w:val="single"/>
         </w:rPr>
-      </w:pPr>
-    </w:p>
-    <w:p>
-      <w:pPr>
-        <w:pStyle w:val="NormalWeb"/>
-        <w:spacing w:before="0" w:beforeAutospacing="0" w:after="160" w:afterAutospacing="0"/>
+        <w:lastRenderedPageBreak/>
+        <w:t xml:space="preserve">Mardi </w:t>
+      </w:r>
+      <w:r>
         <w:rPr>
           <w:rFonts w:ascii="Calibri" w:hAnsi="Calibri" w:cs="Calibri"/>
           <w:b/>
@@ -1098,12 +1820,9 @@
           <w:szCs w:val="22"/>
           <w:u w:val="single"/>
         </w:rPr>
-      </w:pPr>
-    </w:p>
-    <w:p>
-      <w:pPr>
-        <w:pStyle w:val="NormalWeb"/>
-        <w:spacing w:before="0" w:beforeAutospacing="0" w:after="160" w:afterAutospacing="0"/>
+        <w:t>03</w:t>
+      </w:r>
+      <w:r>
         <w:rPr>
           <w:rFonts w:ascii="Calibri" w:hAnsi="Calibri" w:cs="Calibri"/>
           <w:b/>
@@ -1113,51 +1832,6 @@
           <w:szCs w:val="22"/>
           <w:u w:val="single"/>
         </w:rPr>
-      </w:pPr>
-    </w:p>
-    <w:p>
-      <w:pPr>
-        <w:pStyle w:val="NormalWeb"/>
-        <w:spacing w:before="0" w:beforeAutospacing="0" w:after="160" w:afterAutospacing="0"/>
-        <w:rPr>
-          <w:rFonts w:ascii="Calibri" w:hAnsi="Calibri" w:cs="Calibri"/>
-          <w:b/>
-          <w:bCs/>
-          <w:color w:val="000000"/>
-          <w:sz w:val="22"/>
-          <w:szCs w:val="22"/>
-          <w:u w:val="single"/>
-        </w:rPr>
-      </w:pPr>
-    </w:p>
-    <w:p>
-      <w:pPr>
-        <w:pStyle w:val="NormalWeb"/>
-        <w:spacing w:before="0" w:beforeAutospacing="0" w:after="160" w:afterAutospacing="0"/>
-      </w:pPr>
-      <w:r>
-        <w:rPr>
-          <w:rFonts w:ascii="Calibri" w:hAnsi="Calibri" w:cs="Calibri"/>
-          <w:b/>
-          <w:bCs/>
-          <w:color w:val="000000"/>
-          <w:sz w:val="22"/>
-          <w:szCs w:val="22"/>
-          <w:u w:val="single"/>
-        </w:rPr>
-        <w:lastRenderedPageBreak/>
-        <w:t>Mardi 27</w:t>
-      </w:r>
-      <w:r>
-        <w:rPr>
-          <w:rFonts w:ascii="Calibri" w:hAnsi="Calibri" w:cs="Calibri"/>
-          <w:b/>
-          <w:bCs/>
-          <w:color w:val="000000"/>
-          <w:sz w:val="22"/>
-          <w:szCs w:val="22"/>
-          <w:u w:val="single"/>
-        </w:rPr>
         <w:t>/01 :</w:t>
       </w:r>
     </w:p>
@@ -1209,36 +1883,31 @@
           <w:sz w:val="22"/>
           <w:szCs w:val="22"/>
         </w:rPr>
-        <w:t>Revue avec l’entreprise</w:t>
-      </w:r>
-    </w:p>
-    <w:p>
-      <w:pPr>
-        <w:pStyle w:val="NormalWeb"/>
-        <w:spacing w:before="0" w:beforeAutospacing="0" w:after="160" w:afterAutospacing="0"/>
-      </w:pPr>
-      <w:r>
-        <w:t>Ajout de nouvelle condition pour l’IHM</w:t>
-      </w:r>
-    </w:p>
-    <w:p>
-      <w:pPr>
-        <w:pStyle w:val="NormalWeb"/>
-        <w:spacing w:before="0" w:beforeAutospacing="0" w:after="160" w:afterAutospacing="0"/>
-      </w:pPr>
-      <w:r>
-        <w:t xml:space="preserve">Création d’un diagramme de cas d’utilisation pour </w:t>
-      </w:r>
-      <w:proofErr w:type="spellStart"/>
-      <w:r>
-        <w:t>l’ih</w:t>
+        <w:t>Amélioration de l’IHM + ajout de fonctionnalité</w:t>
+      </w:r>
+    </w:p>
+    <w:p>
+      <w:pPr>
+        <w:pStyle w:val="NormalWeb"/>
+        <w:spacing w:before="0" w:beforeAutospacing="0" w:after="160" w:afterAutospacing="0"/>
+      </w:pPr>
+      <w:r>
+        <w:t>Création présentation pour la revue</w:t>
       </w:r>
       <w:bookmarkStart w:id="0" w:name="_GoBack"/>
       <w:bookmarkEnd w:id="0"/>
       <w:r>
-        <w:t>m</w:t>
-      </w:r>
-      <w:proofErr w:type="spellEnd"/>
+        <w:t xml:space="preserve"> 2</w:t>
+      </w:r>
+    </w:p>
+    <w:p>
+      <w:pPr>
+        <w:pStyle w:val="NormalWeb"/>
+        <w:spacing w:before="0" w:beforeAutospacing="0" w:after="160" w:afterAutospacing="0"/>
+      </w:pPr>
+      <w:r>
+        <w:t>Création diagramme de séquence pour expliquer la relation entre le pc et le banc de test</w:t>
+      </w:r>
     </w:p>
     <w:p>
       <w:pPr>
